--- a/CSPS17_Mise_en_Demeure_DGI_v3_1.docx
+++ b/CSPS17_Mise_en_Demeure_DGI_v3_1.docx
@@ -26,6 +26,12 @@
         <w:gridCol w:w="10"/>
       </w:tblGrid>
       <w:tr>
+        <w:tblPrEx>
+          <w:tblCellMar>
+            <w:top w:w="0" w:type="dxa"/>
+            <w:bottom w:w="0" w:type="dxa"/>
+          </w:tblCellMar>
+        </w:tblPrEx>
         <w:trPr>
           <w:gridBefore w:val="1"/>
           <w:wBefore w:w="10" w:type="dxa"/>
@@ -68,6 +74,12 @@
         </w:tc>
       </w:tr>
       <w:tr>
+        <w:tblPrEx>
+          <w:tblCellMar>
+            <w:top w:w="0" w:type="dxa"/>
+            <w:bottom w:w="0" w:type="dxa"/>
+          </w:tblCellMar>
+        </w:tblPrEx>
         <w:trPr>
           <w:gridAfter w:val="1"/>
           <w:wAfter w:w="10" w:type="dxa"/>
@@ -131,6 +143,12 @@
         <w:gridCol w:w="9640"/>
       </w:tblGrid>
       <w:tr>
+        <w:tblPrEx>
+          <w:tblCellMar>
+            <w:top w:w="0" w:type="dxa"/>
+            <w:bottom w:w="0" w:type="dxa"/>
+          </w:tblCellMar>
+        </w:tblPrEx>
         <w:tc>
           <w:tcPr>
             <w:tcW w:w="9640" w:type="dxa"/>
@@ -166,6 +184,12 @@
         </w:tc>
       </w:tr>
       <w:tr>
+        <w:tblPrEx>
+          <w:tblCellMar>
+            <w:top w:w="0" w:type="dxa"/>
+            <w:bottom w:w="0" w:type="dxa"/>
+          </w:tblCellMar>
+        </w:tblPrEx>
         <w:tc>
           <w:tcPr>
             <w:tcW w:w="9640" w:type="dxa"/>
@@ -225,6 +249,12 @@
         <w:gridCol w:w="9640"/>
       </w:tblGrid>
       <w:tr>
+        <w:tblPrEx>
+          <w:tblCellMar>
+            <w:top w:w="0" w:type="dxa"/>
+            <w:bottom w:w="0" w:type="dxa"/>
+          </w:tblCellMar>
+        </w:tblPrEx>
         <w:tc>
           <w:tcPr>
             <w:tcW w:w="9640" w:type="dxa"/>
@@ -283,6 +313,12 @@
         <w:gridCol w:w="3240"/>
       </w:tblGrid>
       <w:tr>
+        <w:tblPrEx>
+          <w:tblCellMar>
+            <w:top w:w="0" w:type="dxa"/>
+            <w:bottom w:w="0" w:type="dxa"/>
+          </w:tblCellMar>
+        </w:tblPrEx>
         <w:tc>
           <w:tcPr>
             <w:tcW w:w="3200" w:type="dxa"/>
@@ -311,7 +347,7 @@
                 <w:sz w:val="16"/>
                 <w:szCs w:val="16"/>
               </w:rPr>
-              <w:t>Chantier</w:t>
+              <w:t>Chantier : {{chantier_nom}}</w:t>
             </w:r>
           </w:p>
         </w:tc>
@@ -381,6 +417,12 @@
         </w:tc>
       </w:tr>
       <w:tr>
+        <w:tblPrEx>
+          <w:tblCellMar>
+            <w:top w:w="0" w:type="dxa"/>
+            <w:bottom w:w="0" w:type="dxa"/>
+          </w:tblCellMar>
+        </w:tblPrEx>
         <w:tc>
           <w:tcPr>
             <w:tcW w:w="3200" w:type="dxa"/>
@@ -440,6 +482,12 @@
         </w:tc>
       </w:tr>
       <w:tr>
+        <w:tblPrEx>
+          <w:tblCellMar>
+            <w:top w:w="0" w:type="dxa"/>
+            <w:bottom w:w="0" w:type="dxa"/>
+          </w:tblCellMar>
+        </w:tblPrEx>
         <w:tc>
           <w:tcPr>
             <w:tcW w:w="3200" w:type="dxa"/>
@@ -468,7 +516,7 @@
                 <w:sz w:val="16"/>
                 <w:szCs w:val="16"/>
               </w:rPr>
-              <w:t>Maître d'Ouvrage</w:t>
+              <w:t>Maître d'Ouvrage : {{moa_nom}}</w:t>
             </w:r>
           </w:p>
         </w:tc>
@@ -532,12 +580,18 @@
                 <w:sz w:val="16"/>
                 <w:szCs w:val="16"/>
               </w:rPr>
-              <w:t>Réf. CSPS17/DGI-____</w:t>
+              <w:t>Réf. CSPS17/DGI-{{num_affaire}}</w:t>
             </w:r>
           </w:p>
         </w:tc>
       </w:tr>
       <w:tr>
+        <w:tblPrEx>
+          <w:tblCellMar>
+            <w:top w:w="0" w:type="dxa"/>
+            <w:bottom w:w="0" w:type="dxa"/>
+          </w:tblCellMar>
+        </w:tblPrEx>
         <w:tc>
           <w:tcPr>
             <w:tcW w:w="3200" w:type="dxa"/>
@@ -597,6 +651,12 @@
         </w:tc>
       </w:tr>
       <w:tr>
+        <w:tblPrEx>
+          <w:tblCellMar>
+            <w:top w:w="0" w:type="dxa"/>
+            <w:bottom w:w="0" w:type="dxa"/>
+          </w:tblCellMar>
+        </w:tblPrEx>
         <w:tc>
           <w:tcPr>
             <w:tcW w:w="3200" w:type="dxa"/>
@@ -695,6 +755,12 @@
         </w:tc>
       </w:tr>
       <w:tr>
+        <w:tblPrEx>
+          <w:tblCellMar>
+            <w:top w:w="0" w:type="dxa"/>
+            <w:bottom w:w="0" w:type="dxa"/>
+          </w:tblCellMar>
+        </w:tblPrEx>
         <w:tc>
           <w:tcPr>
             <w:tcW w:w="3200" w:type="dxa"/>
@@ -776,6 +842,12 @@
         <w:gridCol w:w="9640"/>
       </w:tblGrid>
       <w:tr>
+        <w:tblPrEx>
+          <w:tblCellMar>
+            <w:top w:w="0" w:type="dxa"/>
+            <w:bottom w:w="0" w:type="dxa"/>
+          </w:tblCellMar>
+        </w:tblPrEx>
         <w:tc>
           <w:tcPr>
             <w:tcW w:w="9640" w:type="dxa"/>
@@ -832,6 +904,12 @@
         <w:gridCol w:w="9640"/>
       </w:tblGrid>
       <w:tr>
+        <w:tblPrEx>
+          <w:tblCellMar>
+            <w:top w:w="0" w:type="dxa"/>
+            <w:bottom w:w="0" w:type="dxa"/>
+          </w:tblCellMar>
+        </w:tblPrEx>
         <w:tc>
           <w:tcPr>
             <w:tcW w:w="9640" w:type="dxa"/>
@@ -866,6 +944,12 @@
         </w:tc>
       </w:tr>
       <w:tr>
+        <w:tblPrEx>
+          <w:tblCellMar>
+            <w:top w:w="0" w:type="dxa"/>
+            <w:bottom w:w="0" w:type="dxa"/>
+          </w:tblCellMar>
+        </w:tblPrEx>
         <w:tc>
           <w:tcPr>
             <w:tcW w:w="9640" w:type="dxa"/>
@@ -915,6 +999,12 @@
         <w:gridCol w:w="6640"/>
       </w:tblGrid>
       <w:tr>
+        <w:tblPrEx>
+          <w:tblCellMar>
+            <w:top w:w="0" w:type="dxa"/>
+            <w:bottom w:w="0" w:type="dxa"/>
+          </w:tblCellMar>
+        </w:tblPrEx>
         <w:tc>
           <w:tcPr>
             <w:tcW w:w="3000" w:type="dxa"/>
@@ -968,6 +1058,12 @@
         </w:tc>
       </w:tr>
       <w:tr>
+        <w:tblPrEx>
+          <w:tblCellMar>
+            <w:top w:w="0" w:type="dxa"/>
+            <w:bottom w:w="0" w:type="dxa"/>
+          </w:tblCellMar>
+        </w:tblPrEx>
         <w:tc>
           <w:tcPr>
             <w:tcW w:w="3000" w:type="dxa"/>
@@ -1021,6 +1117,12 @@
         </w:tc>
       </w:tr>
       <w:tr>
+        <w:tblPrEx>
+          <w:tblCellMar>
+            <w:top w:w="0" w:type="dxa"/>
+            <w:bottom w:w="0" w:type="dxa"/>
+          </w:tblCellMar>
+        </w:tblPrEx>
         <w:tc>
           <w:tcPr>
             <w:tcW w:w="3000" w:type="dxa"/>
@@ -1096,6 +1198,12 @@
         <w:gridCol w:w="9640"/>
       </w:tblGrid>
       <w:tr>
+        <w:tblPrEx>
+          <w:tblCellMar>
+            <w:top w:w="0" w:type="dxa"/>
+            <w:bottom w:w="0" w:type="dxa"/>
+          </w:tblCellMar>
+        </w:tblPrEx>
         <w:tc>
           <w:tcPr>
             <w:tcW w:w="9640" w:type="dxa"/>
@@ -1153,6 +1261,12 @@
         <w:gridCol w:w="9040"/>
       </w:tblGrid>
       <w:tr>
+        <w:tblPrEx>
+          <w:tblCellMar>
+            <w:top w:w="0" w:type="dxa"/>
+            <w:bottom w:w="0" w:type="dxa"/>
+          </w:tblCellMar>
+        </w:tblPrEx>
         <w:tc>
           <w:tcPr>
             <w:tcW w:w="600" w:type="dxa"/>
@@ -1222,6 +1336,12 @@
         </w:tc>
       </w:tr>
       <w:tr>
+        <w:tblPrEx>
+          <w:tblCellMar>
+            <w:top w:w="0" w:type="dxa"/>
+            <w:bottom w:w="0" w:type="dxa"/>
+          </w:tblCellMar>
+        </w:tblPrEx>
         <w:tc>
           <w:tcPr>
             <w:tcW w:w="600" w:type="dxa"/>
@@ -1291,6 +1411,12 @@
         </w:tc>
       </w:tr>
       <w:tr>
+        <w:tblPrEx>
+          <w:tblCellMar>
+            <w:top w:w="0" w:type="dxa"/>
+            <w:bottom w:w="0" w:type="dxa"/>
+          </w:tblCellMar>
+        </w:tblPrEx>
         <w:tc>
           <w:tcPr>
             <w:tcW w:w="600" w:type="dxa"/>
@@ -1360,6 +1486,12 @@
         </w:tc>
       </w:tr>
       <w:tr>
+        <w:tblPrEx>
+          <w:tblCellMar>
+            <w:top w:w="0" w:type="dxa"/>
+            <w:bottom w:w="0" w:type="dxa"/>
+          </w:tblCellMar>
+        </w:tblPrEx>
         <w:tc>
           <w:tcPr>
             <w:tcW w:w="600" w:type="dxa"/>
@@ -1429,6 +1561,12 @@
         </w:tc>
       </w:tr>
       <w:tr>
+        <w:tblPrEx>
+          <w:tblCellMar>
+            <w:top w:w="0" w:type="dxa"/>
+            <w:bottom w:w="0" w:type="dxa"/>
+          </w:tblCellMar>
+        </w:tblPrEx>
         <w:tc>
           <w:tcPr>
             <w:tcW w:w="600" w:type="dxa"/>
@@ -1520,6 +1658,12 @@
         <w:gridCol w:w="9640"/>
       </w:tblGrid>
       <w:tr>
+        <w:tblPrEx>
+          <w:tblCellMar>
+            <w:top w:w="0" w:type="dxa"/>
+            <w:bottom w:w="0" w:type="dxa"/>
+          </w:tblCellMar>
+        </w:tblPrEx>
         <w:tc>
           <w:tcPr>
             <w:tcW w:w="9640" w:type="dxa"/>
@@ -1576,6 +1720,12 @@
         <w:gridCol w:w="9640"/>
       </w:tblGrid>
       <w:tr>
+        <w:tblPrEx>
+          <w:tblCellMar>
+            <w:top w:w="0" w:type="dxa"/>
+            <w:bottom w:w="0" w:type="dxa"/>
+          </w:tblCellMar>
+        </w:tblPrEx>
         <w:tc>
           <w:tcPr>
             <w:tcW w:w="9640" w:type="dxa"/>
@@ -1604,13 +1754,18 @@
                 <w:sz w:val="16"/>
                 <w:szCs w:val="16"/>
               </w:rPr>
-              <w:lastRenderedPageBreak/>
               <w:t>La reprise des travaux est subordonnée à :</w:t>
             </w:r>
           </w:p>
         </w:tc>
       </w:tr>
       <w:tr>
+        <w:tblPrEx>
+          <w:tblCellMar>
+            <w:top w:w="0" w:type="dxa"/>
+            <w:bottom w:w="0" w:type="dxa"/>
+          </w:tblCellMar>
+        </w:tblPrEx>
         <w:tc>
           <w:tcPr>
             <w:tcW w:w="9640" w:type="dxa"/>
@@ -1659,6 +1814,12 @@
         <w:gridCol w:w="6640"/>
       </w:tblGrid>
       <w:tr>
+        <w:tblPrEx>
+          <w:tblCellMar>
+            <w:top w:w="0" w:type="dxa"/>
+            <w:bottom w:w="0" w:type="dxa"/>
+          </w:tblCellMar>
+        </w:tblPrEx>
         <w:tc>
           <w:tcPr>
             <w:tcW w:w="3000" w:type="dxa"/>
@@ -1712,6 +1873,12 @@
         </w:tc>
       </w:tr>
       <w:tr>
+        <w:tblPrEx>
+          <w:tblCellMar>
+            <w:top w:w="0" w:type="dxa"/>
+            <w:bottom w:w="0" w:type="dxa"/>
+          </w:tblCellMar>
+        </w:tblPrEx>
         <w:tc>
           <w:tcPr>
             <w:tcW w:w="3000" w:type="dxa"/>
@@ -1765,6 +1932,12 @@
         </w:tc>
       </w:tr>
       <w:tr>
+        <w:tblPrEx>
+          <w:tblCellMar>
+            <w:top w:w="0" w:type="dxa"/>
+            <w:bottom w:w="0" w:type="dxa"/>
+          </w:tblCellMar>
+        </w:tblPrEx>
         <w:tc>
           <w:tcPr>
             <w:tcW w:w="3000" w:type="dxa"/>
@@ -1864,6 +2037,12 @@
         <w:gridCol w:w="9640"/>
       </w:tblGrid>
       <w:tr>
+        <w:tblPrEx>
+          <w:tblCellMar>
+            <w:top w:w="0" w:type="dxa"/>
+            <w:bottom w:w="0" w:type="dxa"/>
+          </w:tblCellMar>
+        </w:tblPrEx>
         <w:tc>
           <w:tcPr>
             <w:tcW w:w="9640" w:type="dxa"/>
@@ -1921,6 +2100,12 @@
         <w:gridCol w:w="4820"/>
       </w:tblGrid>
       <w:tr>
+        <w:tblPrEx>
+          <w:tblCellMar>
+            <w:top w:w="0" w:type="dxa"/>
+            <w:bottom w:w="0" w:type="dxa"/>
+          </w:tblCellMar>
+        </w:tblPrEx>
         <w:tc>
           <w:tcPr>
             <w:tcW w:w="4820" w:type="dxa"/>
@@ -1993,6 +2178,12 @@
         </w:tc>
       </w:tr>
       <w:tr>
+        <w:tblPrEx>
+          <w:tblCellMar>
+            <w:top w:w="0" w:type="dxa"/>
+            <w:bottom w:w="0" w:type="dxa"/>
+          </w:tblCellMar>
+        </w:tblPrEx>
         <w:tc>
           <w:tcPr>
             <w:tcW w:w="4820" w:type="dxa"/>
@@ -2183,6 +2374,12 @@
         <w:gridCol w:w="9640"/>
       </w:tblGrid>
       <w:tr>
+        <w:tblPrEx>
+          <w:tblCellMar>
+            <w:top w:w="0" w:type="dxa"/>
+            <w:bottom w:w="0" w:type="dxa"/>
+          </w:tblCellMar>
+        </w:tblPrEx>
         <w:tc>
           <w:tcPr>
             <w:tcW w:w="9640" w:type="dxa"/>
@@ -2275,6 +2472,12 @@
       <w:gridCol w:w="9640"/>
     </w:tblGrid>
     <w:tr>
+      <w:tblPrEx>
+        <w:tblCellMar>
+          <w:top w:w="0" w:type="dxa"/>
+          <w:bottom w:w="0" w:type="dxa"/>
+        </w:tblCellMar>
+      </w:tblPrEx>
       <w:tc>
         <w:tcPr>
           <w:tcW w:w="9640" w:type="dxa"/>
@@ -2352,10 +2555,16 @@
       <w:tblLook w:val="0000" w:firstRow="0" w:lastRow="0" w:firstColumn="0" w:lastColumn="0" w:noHBand="0" w:noVBand="0"/>
     </w:tblPr>
     <w:tblGrid>
-      <w:gridCol w:w="2376"/>
-      <w:gridCol w:w="7264"/>
+      <w:gridCol w:w="2000"/>
+      <w:gridCol w:w="7640"/>
     </w:tblGrid>
     <w:tr>
+      <w:tblPrEx>
+        <w:tblCellMar>
+          <w:top w:w="0" w:type="dxa"/>
+          <w:bottom w:w="0" w:type="dxa"/>
+        </w:tblCellMar>
+      </w:tblPrEx>
       <w:tc>
         <w:tcPr>
           <w:tcW w:w="2000" w:type="dxa"/>
@@ -2375,58 +2584,29 @@
           <w:vAlign w:val="center"/>
         </w:tcPr>
         <w:p>
+          <w:proofErr w:type="gramStart"/>
           <w:r>
             <w:rPr>
-              <w:noProof/>
+              <w:rFonts w:ascii="Arial" w:eastAsia="Arial" w:hAnsi="Arial" w:cs="Arial"/>
+              <w:i/>
+              <w:iCs/>
+              <w:color w:val="AAAAAA"/>
+              <w:sz w:val="16"/>
+              <w:szCs w:val="16"/>
             </w:rPr>
-            <w:drawing>
-              <wp:inline distT="0" distB="0" distL="0" distR="0" wp14:anchorId="5EA8B20F" wp14:editId="08C3CF6E">
-                <wp:extent cx="1432560" cy="1023620"/>
-                <wp:effectExtent l="0" t="0" r="0" b="5080"/>
-                <wp:docPr id="1780031511" name="Image 1"/>
-                <wp:cNvGraphicFramePr>
-                  <a:graphicFrameLocks xmlns:a="http://schemas.openxmlformats.org/drawingml/2006/main" noChangeAspect="1"/>
-                </wp:cNvGraphicFramePr>
-                <a:graphic xmlns:a="http://schemas.openxmlformats.org/drawingml/2006/main">
-                  <a:graphicData uri="http://schemas.openxmlformats.org/drawingml/2006/picture">
-                    <pic:pic xmlns:pic="http://schemas.openxmlformats.org/drawingml/2006/picture">
-                      <pic:nvPicPr>
-                        <pic:cNvPr id="1780031511" name="Image 1"/>
-                        <pic:cNvPicPr>
-                          <a:picLocks noChangeAspect="1"/>
-                        </pic:cNvPicPr>
-                      </pic:nvPicPr>
-                      <pic:blipFill>
-                        <a:blip r:embed="rId1">
-                          <a:extLst>
-                            <a:ext uri="{28A0092B-C50C-407E-A947-70E740481C1C}">
-                              <a14:useLocalDpi xmlns:a14="http://schemas.microsoft.com/office/drawing/2010/main" val="0"/>
-                            </a:ext>
-                          </a:extLst>
-                        </a:blip>
-                        <a:srcRect/>
-                        <a:stretch>
-                          <a:fillRect/>
-                        </a:stretch>
-                      </pic:blipFill>
-                      <pic:spPr bwMode="auto">
-                        <a:xfrm>
-                          <a:off x="0" y="0"/>
-                          <a:ext cx="1432560" cy="1023620"/>
-                        </a:xfrm>
-                        <a:prstGeom prst="rect">
-                          <a:avLst/>
-                        </a:prstGeom>
-                        <a:noFill/>
-                        <a:ln>
-                          <a:noFill/>
-                        </a:ln>
-                      </pic:spPr>
-                    </pic:pic>
-                  </a:graphicData>
-                </a:graphic>
-              </wp:inline>
-            </w:drawing>
+            <w:t>[ LOGO</w:t>
+          </w:r>
+          <w:proofErr w:type="gramEnd"/>
+          <w:r>
+            <w:rPr>
+              <w:rFonts w:ascii="Arial" w:eastAsia="Arial" w:hAnsi="Arial" w:cs="Arial"/>
+              <w:i/>
+              <w:iCs/>
+              <w:color w:val="AAAAAA"/>
+              <w:sz w:val="16"/>
+              <w:szCs w:val="16"/>
+            </w:rPr>
+            <w:t xml:space="preserve"> ]</w:t>
           </w:r>
         </w:p>
       </w:tc>
@@ -3153,48 +3333,6 @@
       <w:szCs w:val="20"/>
     </w:rPr>
   </w:style>
-  <w:style w:type="paragraph" w:styleId="En-tte">
-    <w:name w:val="header"/>
-    <w:basedOn w:val="Normal"/>
-    <w:link w:val="En-tteCar"/>
-    <w:uiPriority w:val="99"/>
-    <w:unhideWhenUsed/>
-    <w:rsid w:val="00B362E5"/>
-    <w:pPr>
-      <w:tabs>
-        <w:tab w:val="center" w:pos="4536"/>
-        <w:tab w:val="right" w:pos="9072"/>
-      </w:tabs>
-    </w:pPr>
-  </w:style>
-  <w:style w:type="character" w:customStyle="1" w:styleId="En-tteCar">
-    <w:name w:val="En-tête Car"/>
-    <w:basedOn w:val="Policepardfaut"/>
-    <w:link w:val="En-tte"/>
-    <w:uiPriority w:val="99"/>
-    <w:rsid w:val="00B362E5"/>
-  </w:style>
-  <w:style w:type="paragraph" w:styleId="Pieddepage">
-    <w:name w:val="footer"/>
-    <w:basedOn w:val="Normal"/>
-    <w:link w:val="PieddepageCar"/>
-    <w:uiPriority w:val="99"/>
-    <w:unhideWhenUsed/>
-    <w:rsid w:val="00B362E5"/>
-    <w:pPr>
-      <w:tabs>
-        <w:tab w:val="center" w:pos="4536"/>
-        <w:tab w:val="right" w:pos="9072"/>
-      </w:tabs>
-    </w:pPr>
-  </w:style>
-  <w:style w:type="character" w:customStyle="1" w:styleId="PieddepageCar">
-    <w:name w:val="Pied de page Car"/>
-    <w:basedOn w:val="Policepardfaut"/>
-    <w:link w:val="Pieddepage"/>
-    <w:uiPriority w:val="99"/>
-    <w:rsid w:val="00B362E5"/>
-  </w:style>
 </w:styles>
 </file>
 

--- a/CSPS17_Mise_en_Demeure_DGI_v3_1.docx
+++ b/CSPS17_Mise_en_Demeure_DGI_v3_1.docx
@@ -468,7 +468,7 @@
                 <w:sz w:val="16"/>
                 <w:szCs w:val="16"/>
               </w:rPr>
-              <w:t>Maître d'Ouvrage</w:t>
+              <w:t>Maître d'Ouvrage : {{moa_nom}}</w:t>
             </w:r>
           </w:p>
         </w:tc>
@@ -532,7 +532,7 @@
                 <w:sz w:val="16"/>
                 <w:szCs w:val="16"/>
               </w:rPr>
-              <w:t>Réf. CSPS17/DGI-____</w:t>
+              <w:t>Réf. CSPS17/DGI-{{num_affaire}}</w:t>
             </w:r>
           </w:p>
         </w:tc>
